--- a/docs/sales-reform-toolkit/sto/小沢さん着任ブリーフ.docx
+++ b/docs/sales-reform-toolkit/sto/小沢さん着任ブリーフ.docx
@@ -2,7 +2,7 @@
 <file path=word/document.xml><?xml version="1.0" encoding="utf-8"?>
 <w:document xmlns:w="http://schemas.openxmlformats.org/wordprocessingml/2006/main" xmlns:m="http://schemas.openxmlformats.org/officeDocument/2006/math" xmlns:r="http://schemas.openxmlformats.org/officeDocument/2006/relationships" xmlns:o="urn:schemas-microsoft-com:office:office" xmlns:v="urn:schemas-microsoft-com:vml" xmlns:w10="urn:schemas-microsoft-com:office:word" xmlns:a="http://schemas.openxmlformats.org/drawingml/2006/main" xmlns:pic="http://schemas.openxmlformats.org/drawingml/2006/picture" xmlns:wp="http://schemas.openxmlformats.org/drawingml/2006/wordprocessingDrawing">
   <w:body>
-    <w:bookmarkStart w:id="28" w:name="小沢さん着任ブリーフ-営業改革プロジェクトの概要2026-07-16版"/>
+    <w:bookmarkStart w:id="29" w:name="小沢さん着任ブリーフ-営業改革プロジェクトの概要2026-07-16版"/>
     <w:p>
       <w:pPr>
         <w:pStyle w:val="Heading1"/>
@@ -450,13 +450,13 @@
       </w:r>
     </w:p>
     <w:bookmarkEnd w:id="23"/>
-    <w:bookmarkStart w:id="24" w:name="小沢さんの役割と最初に引き取ってほしい5つ"/>
+    <w:bookmarkStart w:id="25" w:name="小沢さんに期待する役割と最初に引き取ってほしい5つ"/>
     <w:p>
       <w:pPr>
         <w:pStyle w:val="Heading2"/>
       </w:pPr>
       <w:r>
-        <w:t xml:space="preserve">5. 小沢さんの役割と、最初に引き取ってほしい5つ</w:t>
+        <w:t xml:space="preserve">5. 小沢さんに期待する役割と、最初に引き取ってほしい5つ</w:t>
       </w:r>
     </w:p>
     <w:p>
@@ -474,17 +474,413 @@
         <w:t xml:space="preserve"> </w:t>
       </w:r>
       <w:r>
-        <w:t xml:space="preserve">成果は「資料を作った」ではなく、</w:t>
-      </w:r>
+        <w:t xml:space="preserve">期待していることは4つあります。</w:t>
+      </w:r>
+    </w:p>
+    <w:p>
+      <w:pPr>
+        <w:numPr>
+          <w:ilvl w:val="0"/>
+          <w:numId w:val="1003"/>
+        </w:numPr>
+        <w:pStyle w:val="Compact"/>
+      </w:pPr>
       <w:r>
         <w:rPr>
           <w:bCs/>
           <w:b/>
         </w:rPr>
-        <w:t xml:space="preserve">経営判断が成立した／業務が変わった／部門が自走した／数字が改善した</w:t>
-      </w:r>
-      <w:r>
-        <w:t xml:space="preserve">で測ります。データ加工と議事録はやりません（坪井さんの統制とレビューし合う関係。「一人が作り、もう一人がレビューする」）。</w:t>
+        <w:t xml:space="preserve">経営判断を成立させる</w:t>
+      </w:r>
+      <w:r>
+        <w:t xml:space="preserve">：論点を「1ページの意思決定書」（問い→選択肢→推奨）に仕上げ、戦略会議・点検会議で決定まで持ち込む。論点発生から経営判断まで原則5営業日以内</w:t>
+      </w:r>
+    </w:p>
+    <w:p>
+      <w:pPr>
+        <w:numPr>
+          <w:ilvl w:val="0"/>
+          <w:numId w:val="1003"/>
+        </w:numPr>
+        <w:pStyle w:val="Compact"/>
+      </w:pPr>
+      <w:r>
+        <w:rPr>
+          <w:bCs/>
+          <w:b/>
+        </w:rPr>
+        <w:t xml:space="preserve">業務を変えて、部門に移管する</w:t>
+      </w:r>
+      <w:r>
+        <w:t xml:space="preserve">：営業プロセス・案件評価・監修・契約の再設計と、パイロット（1部門・2〜4週・数字で前後比較）。</w:t>
+      </w:r>
+      <w:r>
+        <w:rPr>
+          <w:bCs/>
+          <w:b/>
+        </w:rPr>
+        <w:t xml:space="preserve">移管が完了して初めて成果</w:t>
+      </w:r>
+      <w:r>
+        <w:t xml:space="preserve">——「資料を作った」「自分が回している」は成果に数えません</w:t>
+      </w:r>
+    </w:p>
+    <w:p>
+      <w:pPr>
+        <w:numPr>
+          <w:ilvl w:val="0"/>
+          <w:numId w:val="1003"/>
+        </w:numPr>
+        <w:pStyle w:val="Compact"/>
+      </w:pPr>
+      <w:r>
+        <w:rPr>
+          <w:bCs/>
+          <w:b/>
+        </w:rPr>
+        <w:t xml:space="preserve">部門横断の合意形成の推進役</w:t>
+      </w:r>
+      <w:r>
+        <w:t xml:space="preserve">：部長間の利害がぶつかる論点（撤退・ランク基準・PL/BS責任など）で、対立を「基準の議論」に翻訳して前に進める</w:t>
+      </w:r>
+    </w:p>
+    <w:p>
+      <w:pPr>
+        <w:numPr>
+          <w:ilvl w:val="0"/>
+          <w:numId w:val="1003"/>
+        </w:numPr>
+        <w:pStyle w:val="Compact"/>
+      </w:pPr>
+      <w:r>
+        <w:rPr>
+          <w:bCs/>
+          <w:b/>
+        </w:rPr>
+        <w:t xml:space="preserve">外から来た目で「これはおかしい」と言う</w:t>
+      </w:r>
+      <w:r>
+        <w:t xml:space="preserve">：社内の常識に染まっていないことが小沢さんの最大の武器です。遠慮なく指摘してください。それを言ってもらうための専任です</w:t>
+      </w:r>
+    </w:p>
+    <w:p>
+      <w:pPr>
+        <w:pStyle w:val="FirstParagraph"/>
+      </w:pPr>
+      <w:r>
+        <w:t xml:space="preserve">データ加工と議事録はやりません（坪井さんの統制とレビューし合う関係。「一人が作り、もう一人がレビューする」）。</w:t>
+      </w:r>
+    </w:p>
+    <w:bookmarkStart w:id="24" w:name="想定工数週の使い方の目安"/>
+    <w:p>
+      <w:pPr>
+        <w:pStyle w:val="Heading3"/>
+      </w:pPr>
+      <w:r>
+        <w:t xml:space="preserve">想定工数（週の使い方の目安）</w:t>
+      </w:r>
+    </w:p>
+    <w:tbl>
+      <w:tblPr>
+        <w:tblStyle w:val="Table"/>
+        <w:tblW w:type="auto" w:w="0"/>
+        <w:tblLook w:firstRow="1" w:lastRow="0" w:firstColumn="0" w:lastColumn="0" w:noHBand="0" w:noVBand="0" w:val="0020"/>
+        <w:jc w:val="start"/>
+      </w:tblPr>
+      <w:tblGrid>
+        <w:gridCol w:w="2640"/>
+        <w:gridCol w:w="2640"/>
+        <w:gridCol w:w="2640"/>
+      </w:tblGrid>
+      <w:tr>
+        <w:trPr>
+          <w:tblHeader w:val="true"/>
+        </w:trPr>
+        <w:tc>
+          <w:tcPr/>
+          <w:p>
+            <w:pPr>
+              <w:pStyle w:val="Compact"/>
+              <w:jc w:val="left"/>
+            </w:pPr>
+            <w:r>
+              <w:t xml:space="preserve">業務</w:t>
+            </w:r>
+          </w:p>
+        </w:tc>
+        <w:tc>
+          <w:tcPr/>
+          <w:p>
+            <w:pPr>
+              <w:pStyle w:val="Compact"/>
+              <w:jc w:val="left"/>
+            </w:pPr>
+            <w:r>
+              <w:t xml:space="preserve">配分</w:t>
+            </w:r>
+          </w:p>
+        </w:tc>
+        <w:tc>
+          <w:tcPr/>
+          <w:p>
+            <w:pPr>
+              <w:pStyle w:val="Compact"/>
+              <w:jc w:val="left"/>
+            </w:pPr>
+            <w:r>
+              <w:t xml:space="preserve">週40hなら</w:t>
+            </w:r>
+          </w:p>
+        </w:tc>
+      </w:tr>
+      <w:tr>
+        <w:tc>
+          <w:tcPr/>
+          <w:p>
+            <w:pPr>
+              <w:pStyle w:val="Compact"/>
+              <w:jc w:val="left"/>
+            </w:pPr>
+            <w:r>
+              <w:t xml:space="preserve">課題分析・改革設計</w:t>
+            </w:r>
+          </w:p>
+        </w:tc>
+        <w:tc>
+          <w:tcPr/>
+          <w:p>
+            <w:pPr>
+              <w:pStyle w:val="Compact"/>
+              <w:jc w:val="left"/>
+            </w:pPr>
+            <w:r>
+              <w:t xml:space="preserve">40%</w:t>
+            </w:r>
+          </w:p>
+        </w:tc>
+        <w:tc>
+          <w:tcPr/>
+          <w:p>
+            <w:pPr>
+              <w:pStyle w:val="Compact"/>
+              <w:jc w:val="left"/>
+            </w:pPr>
+            <w:r>
+              <w:t xml:space="preserve">16h</w:t>
+            </w:r>
+          </w:p>
+        </w:tc>
+      </w:tr>
+      <w:tr>
+        <w:tc>
+          <w:tcPr/>
+          <w:p>
+            <w:pPr>
+              <w:pStyle w:val="Compact"/>
+              <w:jc w:val="left"/>
+            </w:pPr>
+            <w:r>
+              <w:t xml:space="preserve">パイロット・部門実装支援</w:t>
+            </w:r>
+          </w:p>
+        </w:tc>
+        <w:tc>
+          <w:tcPr/>
+          <w:p>
+            <w:pPr>
+              <w:pStyle w:val="Compact"/>
+              <w:jc w:val="left"/>
+            </w:pPr>
+            <w:r>
+              <w:t xml:space="preserve">25%</w:t>
+            </w:r>
+          </w:p>
+        </w:tc>
+        <w:tc>
+          <w:tcPr/>
+          <w:p>
+            <w:pPr>
+              <w:pStyle w:val="Compact"/>
+              <w:jc w:val="left"/>
+            </w:pPr>
+            <w:r>
+              <w:t xml:space="preserve">10h</w:t>
+            </w:r>
+          </w:p>
+        </w:tc>
+      </w:tr>
+      <w:tr>
+        <w:tc>
+          <w:tcPr/>
+          <w:p>
+            <w:pPr>
+              <w:pStyle w:val="Compact"/>
+              <w:jc w:val="left"/>
+            </w:pPr>
+            <w:r>
+              <w:t xml:space="preserve">経営判断資料（1ページ意思決定書）</w:t>
+            </w:r>
+          </w:p>
+        </w:tc>
+        <w:tc>
+          <w:tcPr/>
+          <w:p>
+            <w:pPr>
+              <w:pStyle w:val="Compact"/>
+              <w:jc w:val="left"/>
+            </w:pPr>
+            <w:r>
+              <w:t xml:space="preserve">15%</w:t>
+            </w:r>
+          </w:p>
+        </w:tc>
+        <w:tc>
+          <w:tcPr/>
+          <w:p>
+            <w:pPr>
+              <w:pStyle w:val="Compact"/>
+              <w:jc w:val="left"/>
+            </w:pPr>
+            <w:r>
+              <w:t xml:space="preserve">6h</w:t>
+            </w:r>
+          </w:p>
+        </w:tc>
+      </w:tr>
+      <w:tr>
+        <w:tc>
+          <w:tcPr/>
+          <w:p>
+            <w:pPr>
+              <w:pStyle w:val="Compact"/>
+              <w:jc w:val="left"/>
+            </w:pPr>
+            <w:r>
+              <w:t xml:space="preserve">会議（分科会・戦略・点検・週次レビュー）</w:t>
+            </w:r>
+          </w:p>
+        </w:tc>
+        <w:tc>
+          <w:tcPr/>
+          <w:p>
+            <w:pPr>
+              <w:pStyle w:val="Compact"/>
+              <w:jc w:val="left"/>
+            </w:pPr>
+            <w:r>
+              <w:t xml:space="preserve">15%</w:t>
+            </w:r>
+          </w:p>
+        </w:tc>
+        <w:tc>
+          <w:tcPr/>
+          <w:p>
+            <w:pPr>
+              <w:pStyle w:val="Compact"/>
+              <w:jc w:val="left"/>
+            </w:pPr>
+            <w:r>
+              <w:t xml:space="preserve">6h</w:t>
+            </w:r>
+          </w:p>
+        </w:tc>
+      </w:tr>
+      <w:tr>
+        <w:tc>
+          <w:tcPr/>
+          <w:p>
+            <w:pPr>
+              <w:pStyle w:val="Compact"/>
+              <w:jc w:val="left"/>
+            </w:pPr>
+            <w:r>
+              <w:t xml:space="preserve">緊急対応・思考の余白</w:t>
+            </w:r>
+          </w:p>
+        </w:tc>
+        <w:tc>
+          <w:tcPr/>
+          <w:p>
+            <w:pPr>
+              <w:pStyle w:val="Compact"/>
+              <w:jc w:val="left"/>
+            </w:pPr>
+            <w:r>
+              <w:t xml:space="preserve">5%</w:t>
+            </w:r>
+          </w:p>
+        </w:tc>
+        <w:tc>
+          <w:tcPr/>
+          <w:p>
+            <w:pPr>
+              <w:pStyle w:val="Compact"/>
+              <w:jc w:val="left"/>
+            </w:pPr>
+            <w:r>
+              <w:t xml:space="preserve">2h</w:t>
+            </w:r>
+          </w:p>
+        </w:tc>
+      </w:tr>
+    </w:tbl>
+    <w:p>
+      <w:pPr>
+        <w:pStyle w:val="BodyText"/>
+      </w:pPr>
+      <w:r>
+        <w:rPr>
+          <w:bCs/>
+          <w:b/>
+        </w:rPr>
+        <w:t xml:space="preserve">工数の防衛ルール</w:t>
+      </w:r>
+      <w:r>
+        <w:t xml:space="preserve">（STOが自分の首を絞めないための約束）：</w:t>
+      </w:r>
+      <w:r>
+        <w:t xml:space="preserve"> </w:t>
+      </w:r>
+      <w:r>
+        <w:t xml:space="preserve">- 会議は</w:t>
+      </w:r>
+      <w:r>
+        <w:rPr>
+          <w:bCs/>
+          <w:b/>
+        </w:rPr>
+        <w:t xml:space="preserve">週8時間以内</w:t>
+      </w:r>
+      <w:r>
+        <w:t xml:space="preserve">。坪井さんとの同席は週4時間以内（分科会へはどちらか1名）</w:t>
+      </w:r>
+      <w:r>
+        <w:t xml:space="preserve"> </w:t>
+      </w:r>
+      <w:r>
+        <w:t xml:space="preserve">- 資料は1ページまで。装飾を始めたら赤信号</w:t>
+      </w:r>
+      <w:r>
+        <w:t xml:space="preserve"> </w:t>
+      </w:r>
+      <w:r>
+        <w:t xml:space="preserve">- 稼働を100%埋めない。1割は突発の重要課題のために空けておく</w:t>
+      </w:r>
+      <w:r>
+        <w:t xml:space="preserve"> </w:t>
+      </w:r>
+      <w:r>
+        <w:t xml:space="preserve">- 前職・元部門業務の引継ぎ支援は</w:t>
+      </w:r>
+      <w:r>
+        <w:rPr>
+          <w:bCs/>
+          <w:b/>
+        </w:rPr>
+        <w:t xml:space="preserve">4週間・週2時間以内</w:t>
+      </w:r>
+      <w:r>
+        <w:t xml:space="preserve">に限定（着任前に移管を完了させます）</w:t>
       </w:r>
     </w:p>
     <w:tbl>
@@ -785,7 +1181,8 @@
       </w:r>
     </w:p>
     <w:bookmarkEnd w:id="24"/>
-    <w:bookmarkStart w:id="25" w:name="チーム"/>
+    <w:bookmarkEnd w:id="25"/>
+    <w:bookmarkStart w:id="26" w:name="チーム"/>
     <w:p>
       <w:pPr>
         <w:pStyle w:val="Heading2"/>
@@ -1050,8 +1447,8 @@
         <w:t xml:space="preserve">主役は各部長です。STOは「運転席」で、実行の代行はしません。STOへの依頼は坪井さん窓口・受付5条件で関所をかけています。</w:t>
       </w:r>
     </w:p>
-    <w:bookmarkEnd w:id="25"/>
-    <w:bookmarkStart w:id="26" w:name="守ってほしい原則3つ1つ"/>
+    <w:bookmarkEnd w:id="26"/>
+    <w:bookmarkStart w:id="27" w:name="守ってほしい原則3つ1つ"/>
     <w:p>
       <w:pPr>
         <w:pStyle w:val="Heading2"/>
@@ -1064,7 +1461,7 @@
       <w:pPr>
         <w:numPr>
           <w:ilvl w:val="0"/>
-          <w:numId w:val="1003"/>
+          <w:numId w:val="1004"/>
         </w:numPr>
         <w:pStyle w:val="Compact"/>
       </w:pPr>
@@ -1086,7 +1483,7 @@
       <w:pPr>
         <w:numPr>
           <w:ilvl w:val="0"/>
-          <w:numId w:val="1003"/>
+          <w:numId w:val="1004"/>
         </w:numPr>
         <w:pStyle w:val="Compact"/>
       </w:pPr>
@@ -1105,7 +1502,7 @@
       <w:pPr>
         <w:numPr>
           <w:ilvl w:val="0"/>
-          <w:numId w:val="1003"/>
+          <w:numId w:val="1004"/>
         </w:numPr>
         <w:pStyle w:val="Compact"/>
       </w:pPr>
@@ -1124,7 +1521,7 @@
       <w:pPr>
         <w:numPr>
           <w:ilvl w:val="0"/>
-          <w:numId w:val="1003"/>
+          <w:numId w:val="1004"/>
         </w:numPr>
         <w:pStyle w:val="Compact"/>
       </w:pPr>
@@ -1142,8 +1539,8 @@
         <w:t xml:space="preserve">。数字だけを降ろさない</w:t>
       </w:r>
     </w:p>
-    <w:bookmarkEnd w:id="26"/>
-    <w:bookmarkStart w:id="27" w:name="資料の歩き方読む順"/>
+    <w:bookmarkEnd w:id="27"/>
+    <w:bookmarkStart w:id="28" w:name="資料の歩き方読む順"/>
     <w:p>
       <w:pPr>
         <w:pStyle w:val="Heading2"/>
@@ -1156,7 +1553,7 @@
       <w:pPr>
         <w:numPr>
           <w:ilvl w:val="0"/>
-          <w:numId w:val="1004"/>
+          <w:numId w:val="1005"/>
         </w:numPr>
         <w:pStyle w:val="Compact"/>
       </w:pPr>
@@ -1175,7 +1572,7 @@
       <w:pPr>
         <w:numPr>
           <w:ilvl w:val="0"/>
-          <w:numId w:val="1004"/>
+          <w:numId w:val="1005"/>
         </w:numPr>
         <w:pStyle w:val="Compact"/>
       </w:pPr>
@@ -1194,7 +1591,7 @@
       <w:pPr>
         <w:numPr>
           <w:ilvl w:val="0"/>
-          <w:numId w:val="1004"/>
+          <w:numId w:val="1005"/>
         </w:numPr>
         <w:pStyle w:val="Compact"/>
       </w:pPr>
@@ -1223,7 +1620,7 @@
       <w:pPr>
         <w:numPr>
           <w:ilvl w:val="0"/>
-          <w:numId w:val="1004"/>
+          <w:numId w:val="1005"/>
         </w:numPr>
         <w:pStyle w:val="Compact"/>
       </w:pPr>
@@ -1269,8 +1666,8 @@
         <w:t xml:space="preserve">外から来た目でこの会社を見られるのは小沢さんだけです。「これはおかしい」を遠慮なく言ってください。それを言ってもらうための専任です。</w:t>
       </w:r>
     </w:p>
-    <w:bookmarkEnd w:id="27"/>
     <w:bookmarkEnd w:id="28"/>
+    <w:bookmarkEnd w:id="29"/>
     <w:sectPr/>
   </w:body>
 </w:document>
@@ -1578,6 +1975,36 @@
     </w:lvlOverride>
   </w:num>
   <w:num w:numId="1004">
+    <w:abstractNumId w:val="99411"/>
+    <w:lvlOverride w:ilvl="0">
+      <w:startOverride w:val="1"/>
+    </w:lvlOverride>
+    <w:lvlOverride w:ilvl="1">
+      <w:startOverride w:val="1"/>
+    </w:lvlOverride>
+    <w:lvlOverride w:ilvl="2">
+      <w:startOverride w:val="1"/>
+    </w:lvlOverride>
+    <w:lvlOverride w:ilvl="3">
+      <w:startOverride w:val="1"/>
+    </w:lvlOverride>
+    <w:lvlOverride w:ilvl="4">
+      <w:startOverride w:val="1"/>
+    </w:lvlOverride>
+    <w:lvlOverride w:ilvl="5">
+      <w:startOverride w:val="1"/>
+    </w:lvlOverride>
+    <w:lvlOverride w:ilvl="6">
+      <w:startOverride w:val="1"/>
+    </w:lvlOverride>
+    <w:lvlOverride w:ilvl="7">
+      <w:startOverride w:val="1"/>
+    </w:lvlOverride>
+    <w:lvlOverride w:ilvl="8">
+      <w:startOverride w:val="1"/>
+    </w:lvlOverride>
+  </w:num>
+  <w:num w:numId="1005">
     <w:abstractNumId w:val="99411"/>
     <w:lvlOverride w:ilvl="0">
       <w:startOverride w:val="1"/>

--- a/docs/sales-reform-toolkit/sto/小沢さん着任ブリーフ.docx
+++ b/docs/sales-reform-toolkit/sto/小沢さん着任ブリーフ.docx
@@ -8,6 +8,10 @@
         <w:pStyle w:val="Heading1"/>
       </w:pPr>
       <w:r>
+        <w:rPr>
+          <w:rFonts w:ascii="Yu Gothic" w:hAnsi="Yu Gothic" w:eastAsia="游ゴシック"/>
+          <w:sz w:val="22"/>
+        </w:rPr>
         <w:t xml:space="preserve">小沢さん着任ブリーフ — 営業改革プロジェクトの概要（2026-07-16版）</w:t>
       </w:r>
     </w:p>
@@ -18,23 +22,35 @@
       <w:r>
         <w:rPr>
           <w:bCs/>
+          <w:rFonts w:ascii="Yu Gothic" w:hAnsi="Yu Gothic" w:eastAsia="游ゴシック"/>
           <w:b/>
+          <w:sz w:val="22"/>
         </w:rPr>
         <w:t xml:space="preserve">作成：新谷隼人（社外秘・取扱注意）</w:t>
       </w:r>
       <w:r>
+        <w:rPr>
+          <w:rFonts w:ascii="Yu Gothic" w:hAnsi="Yu Gothic" w:eastAsia="游ゴシック"/>
+          <w:sz w:val="22"/>
+        </w:rPr>
         <w:t xml:space="preserve"> </w:t>
       </w:r>
       <w:r>
         <w:rPr>
           <w:bCs/>
+          <w:rFonts w:ascii="Yu Gothic" w:hAnsi="Yu Gothic" w:eastAsia="游ゴシック"/>
           <w:b/>
-        </w:rPr>
-        <w:t xml:space="preserve">用途：8月の着任に先立ち、プロジェクトの全体像・経緯・現在地・小沢さんに引き取ってほしいことを1本で共有する。着任初日の読み合わせ（30分）はこの文書で行う</w:t>
-      </w:r>
-    </w:p>
-    <w:p>
-      <w:r>
+          <w:sz w:val="22"/>
+        </w:rPr>
+        <w:t xml:space="preserve">用途：着任（2026-07-16）にあたり、プロジェクトの全体像・経緯・現在地・小沢さんに引き取ってほしいことを1本で共有する。読み合わせ（30分）はこの文書で行う</w:t>
+      </w:r>
+    </w:p>
+    <w:p>
+      <w:r>
+        <w:rPr>
+          <w:rFonts w:ascii="Yu Gothic" w:hAnsi="Yu Gothic" w:eastAsia="游ゴシック"/>
+          <w:sz w:val="22"/>
+        </w:rPr>
         <w:pict>
           <v:rect style="width:0;height:1.5pt" o:hralign="center" o:hrstd="t" o:hr="t"/>
         </w:pict>
@@ -46,6 +62,10 @@
         <w:pStyle w:val="Heading2"/>
       </w:pPr>
       <w:r>
+        <w:rPr>
+          <w:rFonts w:ascii="Yu Gothic" w:hAnsi="Yu Gothic" w:eastAsia="游ゴシック"/>
+          <w:sz w:val="22"/>
+        </w:rPr>
         <w:t xml:space="preserve">1. これは何のプロジェクトか（3行）</w:t>
       </w:r>
     </w:p>
@@ -56,20 +76,38 @@
       <w:r>
         <w:rPr>
           <w:bCs/>
+          <w:rFonts w:ascii="Yu Gothic" w:hAnsi="Yu Gothic" w:eastAsia="游ゴシック"/>
           <w:b/>
+          <w:sz w:val="22"/>
         </w:rPr>
         <w:t xml:space="preserve">営業のデータと財務のデータをつないで、どの顧客・どの案件に力を注ぐかを「数字で選べる会社」になるプロジェクトです。</w:t>
       </w:r>
       <w:r>
+        <w:rPr>
+          <w:rFonts w:ascii="Yu Gothic" w:hAnsi="Yu Gothic" w:eastAsia="游ゴシック"/>
+          <w:sz w:val="22"/>
+        </w:rPr>
         <w:t xml:space="preserve"> </w:t>
       </w:r>
       <w:r>
+        <w:rPr>
+          <w:rFonts w:ascii="Yu Gothic" w:hAnsi="Yu Gothic" w:eastAsia="游ゴシック"/>
+          <w:sz w:val="22"/>
+        </w:rPr>
         <w:t xml:space="preserve">売上が伸びても利益につながらない構造（65期：売上▲21%・粗利率▲19pt。今期も売上超過なのに利益未達見込み）を、90日で変え始めます。</w:t>
       </w:r>
       <w:r>
+        <w:rPr>
+          <w:rFonts w:ascii="Yu Gothic" w:hAnsi="Yu Gothic" w:eastAsia="游ゴシック"/>
+          <w:sz w:val="22"/>
+        </w:rPr>
         <w:t xml:space="preserve"> </w:t>
       </w:r>
       <w:r>
+        <w:rPr>
+          <w:rFonts w:ascii="Yu Gothic" w:hAnsi="Yu Gothic" w:eastAsia="游ゴシック"/>
+          <w:sz w:val="22"/>
+        </w:rPr>
         <w:t xml:space="preserve">山本会長・ホールディングスがコミットし、円谷プロ全体（制作〜商品〜流通〜プロモ〜ライブ〜営業）が対象です。</w:t>
       </w:r>
     </w:p>
@@ -80,11 +118,17 @@
       <w:r>
         <w:rPr>
           <w:bCs/>
+          <w:rFonts w:ascii="Yu Gothic" w:hAnsi="Yu Gothic" w:eastAsia="游ゴシック"/>
           <w:b/>
+          <w:sz w:val="22"/>
         </w:rPr>
         <w:t xml:space="preserve">成果目標：営業利益を予算に対して＋5億円</w:t>
       </w:r>
       <w:r>
+        <w:rPr>
+          <w:rFonts w:ascii="Yu Gothic" w:hAnsi="Yu Gothic" w:eastAsia="游ゴシック"/>
+          <w:sz w:val="22"/>
+        </w:rPr>
         <w:t xml:space="preserve">（66期予算40.2億→45.2億。最新見込み比では6.25億のギャップ。※取り扱い注意——現場への数字の展開は新谷が管理）</w:t>
       </w:r>
     </w:p>
@@ -95,6 +139,10 @@
         <w:pStyle w:val="Heading2"/>
       </w:pPr>
       <w:r>
+        <w:rPr>
+          <w:rFonts w:ascii="Yu Gothic" w:hAnsi="Yu Gothic" w:eastAsia="游ゴシック"/>
+          <w:sz w:val="22"/>
+        </w:rPr>
         <w:t xml:space="preserve">2. これまでの経緯（4分で読めるタイムライン）</w:t>
       </w:r>
     </w:p>
@@ -121,6 +169,9 @@
               <w:jc w:val="left"/>
             </w:pPr>
             <w:r>
+              <w:rPr>
+                <w:rFonts w:ascii="Yu Gothic" w:hAnsi="Yu Gothic" w:eastAsia="游ゴシック"/>
+              </w:rPr>
               <w:t xml:space="preserve">時期</w:t>
             </w:r>
           </w:p>
@@ -133,6 +184,9 @@
               <w:jc w:val="left"/>
             </w:pPr>
             <w:r>
+              <w:rPr>
+                <w:rFonts w:ascii="Yu Gothic" w:hAnsi="Yu Gothic" w:eastAsia="游ゴシック"/>
+              </w:rPr>
               <w:t xml:space="preserve">何があったか</w:t>
             </w:r>
           </w:p>
@@ -147,6 +201,9 @@
               <w:jc w:val="left"/>
             </w:pPr>
             <w:r>
+              <w:rPr>
+                <w:rFonts w:ascii="Yu Gothic" w:hAnsi="Yu Gothic" w:eastAsia="游ゴシック"/>
+              </w:rPr>
               <w:t xml:space="preserve">〜6月</w:t>
             </w:r>
           </w:p>
@@ -159,6 +216,9 @@
               <w:jc w:val="left"/>
             </w:pPr>
             <w:r>
+              <w:rPr>
+                <w:rFonts w:ascii="Yu Gothic" w:hAnsi="Yu Gothic" w:eastAsia="游ゴシック"/>
+              </w:rPr>
               <w:t xml:space="preserve">グランドデザイン策定（棚卸し→評価→資源再配分の設計。「工数は評価に使わない」を大原則に）</w:t>
             </w:r>
           </w:p>
@@ -173,6 +233,9 @@
               <w:jc w:val="left"/>
             </w:pPr>
             <w:r>
+              <w:rPr>
+                <w:rFonts w:ascii="Yu Gothic" w:hAnsi="Yu Gothic" w:eastAsia="游ゴシック"/>
+              </w:rPr>
               <w:t xml:space="preserve">7月上旬</w:t>
             </w:r>
           </w:p>
@@ -185,6 +248,9 @@
               <w:jc w:val="left"/>
             </w:pPr>
             <w:r>
+              <w:rPr>
+                <w:rFonts w:ascii="Yu Gothic" w:hAnsi="Yu Gothic" w:eastAsia="游ゴシック"/>
+              </w:rPr>
               <w:t xml:space="preserve">部長フィードバック第1弾37件に全件回答・7点を設計反映。棚卸しマスターを整備し顧客746社・案件299件を起票（坪井さん）</w:t>
             </w:r>
           </w:p>
@@ -199,6 +265,9 @@
               <w:jc w:val="left"/>
             </w:pPr>
             <w:r>
+              <w:rPr>
+                <w:rFonts w:ascii="Yu Gothic" w:hAnsi="Yu Gothic" w:eastAsia="游ゴシック"/>
+              </w:rPr>
               <w:t xml:space="preserve">7/14</w:t>
             </w:r>
           </w:p>
@@ -211,6 +280,9 @@
               <w:jc w:val="left"/>
             </w:pPr>
             <w:r>
+              <w:rPr>
+                <w:rFonts w:ascii="Yu Gothic" w:hAnsi="Yu Gothic" w:eastAsia="游ゴシック"/>
+              </w:rPr>
               <w:t xml:space="preserve">山本会長と決議：STO発足・点検会議（月次60分）の議長を会長が内諾。部長会で進捗共有</w:t>
             </w:r>
           </w:p>
@@ -225,6 +297,9 @@
               <w:jc w:val="left"/>
             </w:pPr>
             <w:r>
+              <w:rPr>
+                <w:rFonts w:ascii="Yu Gothic" w:hAnsi="Yu Gothic" w:eastAsia="游ゴシック"/>
+              </w:rPr>
               <w:t xml:space="preserve">7/15</w:t>
             </w:r>
           </w:p>
@@ -237,6 +312,9 @@
               <w:jc w:val="left"/>
             </w:pPr>
             <w:r>
+              <w:rPr>
+                <w:rFonts w:ascii="Yu Gothic" w:hAnsi="Yu Gothic" w:eastAsia="游ゴシック"/>
+              </w:rPr>
               <w:t xml:space="preserve">部長FB第2弾13件→全件回答。運営変更5点を決定（確認会の合同化・担当列の役割別拡張・軽量化候補12件・AI窓口一本化・会議廃止の議題化）</w:t>
             </w:r>
           </w:p>
@@ -251,6 +329,9 @@
               <w:jc w:val="left"/>
             </w:pPr>
             <w:r>
+              <w:rPr>
+                <w:rFonts w:ascii="Yu Gothic" w:hAnsi="Yu Gothic" w:eastAsia="游ゴシック"/>
+              </w:rPr>
               <w:t xml:space="preserve">7/16</w:t>
             </w:r>
           </w:p>
@@ -263,16 +344,23 @@
               <w:jc w:val="left"/>
             </w:pPr>
             <w:r>
+              <w:rPr>
+                <w:rFonts w:ascii="Yu Gothic" w:hAnsi="Yu Gothic" w:eastAsia="游ゴシック"/>
+              </w:rPr>
               <w:t xml:space="preserve">体制確定（小沢さん専任・坪井さん兼務・大塩さん・柳沼さん）。成果目標＋5億（予算比）確定。</w:t>
             </w:r>
             <w:r>
               <w:rPr>
                 <w:bCs/>
+                <w:rFonts w:ascii="Yu Gothic" w:hAnsi="Yu Gothic" w:eastAsia="游ゴシック"/>
                 <w:b/>
               </w:rPr>
               <w:t xml:space="preserve">プロジェクトのシンプル化を決定</w:t>
             </w:r>
             <w:r>
+              <w:rPr>
+                <w:rFonts w:ascii="Yu Gothic" w:hAnsi="Yu Gothic" w:eastAsia="游ゴシック"/>
+              </w:rPr>
               <w:t xml:space="preserve">（下記3章）</w:t>
             </w:r>
           </w:p>
@@ -284,16 +372,26 @@
         <w:pStyle w:val="BodyText"/>
       </w:pPr>
       <w:r>
+        <w:rPr>
+          <w:rFonts w:ascii="Yu Gothic" w:hAnsi="Yu Gothic" w:eastAsia="游ゴシック"/>
+          <w:sz w:val="22"/>
+        </w:rPr>
         <w:t xml:space="preserve">過去の詳細な設計文書は50本以上ありますが、</w:t>
       </w:r>
       <w:r>
         <w:rPr>
           <w:bCs/>
+          <w:rFonts w:ascii="Yu Gothic" w:hAnsi="Yu Gothic" w:eastAsia="游ゴシック"/>
           <w:b/>
+          <w:sz w:val="22"/>
         </w:rPr>
         <w:t xml:space="preserve">全部読む必要はありません</w:t>
       </w:r>
       <w:r>
+        <w:rPr>
+          <w:rFonts w:ascii="Yu Gothic" w:hAnsi="Yu Gothic" w:eastAsia="游ゴシック"/>
+          <w:sz w:val="22"/>
+        </w:rPr>
         <w:t xml:space="preserve">（8章参照）。</w:t>
       </w:r>
     </w:p>
@@ -304,6 +402,10 @@
         <w:pStyle w:val="Heading2"/>
       </w:pPr>
       <w:r>
+        <w:rPr>
+          <w:rFonts w:ascii="Yu Gothic" w:hAnsi="Yu Gothic" w:eastAsia="游ゴシック"/>
+          <w:sz w:val="22"/>
+        </w:rPr>
         <w:t xml:space="preserve">3. いまの運転方針（シンプル化済み）</w:t>
       </w:r>
     </w:p>
@@ -312,6 +414,10 @@
         <w:pStyle w:val="FirstParagraph"/>
       </w:pPr>
       <w:r>
+        <w:rPr>
+          <w:rFonts w:ascii="Yu Gothic" w:hAnsi="Yu Gothic" w:eastAsia="游ゴシック"/>
+          <w:sz w:val="22"/>
+        </w:rPr>
         <w:t xml:space="preserve">7/16に「動くものを絞る」決定をしました。</w:t>
       </w:r>
     </w:p>
@@ -326,11 +432,17 @@
       <w:r>
         <w:rPr>
           <w:bCs/>
+          <w:rFonts w:ascii="Yu Gothic" w:hAnsi="Yu Gothic" w:eastAsia="游ゴシック"/>
           <w:b/>
+          <w:sz w:val="22"/>
         </w:rPr>
         <w:t xml:space="preserve">動くものは3本だけ</w:t>
       </w:r>
       <w:r>
+        <w:rPr>
+          <w:rFonts w:ascii="Yu Gothic" w:hAnsi="Yu Gothic" w:eastAsia="游ゴシック"/>
+          <w:sz w:val="22"/>
+        </w:rPr>
         <w:t xml:space="preserve">：①確認会（主担当の確定）→ ②財務ひも付け（柳沼さんデータ×名寄せ）→ ③採点と力の入れ直し。この順で一直線</w:t>
       </w:r>
     </w:p>
@@ -345,11 +457,17 @@
       <w:r>
         <w:rPr>
           <w:bCs/>
+          <w:rFonts w:ascii="Yu Gothic" w:hAnsi="Yu Gothic" w:eastAsia="游ゴシック"/>
           <w:b/>
+          <w:sz w:val="22"/>
         </w:rPr>
         <w:t xml:space="preserve">会議は最小起動</w:t>
       </w:r>
       <w:r>
+        <w:rPr>
+          <w:rFonts w:ascii="Yu Gothic" w:hAnsi="Yu Gothic" w:eastAsia="游ゴシック"/>
+          <w:sz w:val="22"/>
+        </w:rPr>
         <w:t xml:space="preserve">：分科会×3は隔週45分でスタート／STO内は週2回15分＋金曜レビュー30分／戦略会議（隔週・社長）／点検会議（月次・会長）</w:t>
       </w:r>
     </w:p>
@@ -364,11 +482,17 @@
       <w:r>
         <w:rPr>
           <w:bCs/>
+          <w:rFonts w:ascii="Yu Gothic" w:hAnsi="Yu Gothic" w:eastAsia="游ゴシック"/>
           <w:b/>
+          <w:sz w:val="22"/>
         </w:rPr>
         <w:t xml:space="preserve">現場に配る資料は3つ</w:t>
       </w:r>
       <w:r>
+        <w:rPr>
+          <w:rFonts w:ascii="Yu Gothic" w:hAnsi="Yu Gothic" w:eastAsia="游ゴシック"/>
+          <w:sz w:val="22"/>
+        </w:rPr>
         <w:t xml:space="preserve">：プロジェクト1枚・運用指南書・棚卸しマスター</w:t>
       </w:r>
     </w:p>
@@ -383,22 +507,32 @@
       <w:r>
         <w:rPr>
           <w:bCs/>
+          <w:rFonts w:ascii="Yu Gothic" w:hAnsi="Yu Gothic" w:eastAsia="游ゴシック"/>
           <w:b/>
+          <w:sz w:val="22"/>
         </w:rPr>
         <w:t xml:space="preserve">現場向けルールは3つ</w:t>
       </w:r>
       <w:r>
+        <w:rPr>
+          <w:rFonts w:ascii="Yu Gothic" w:hAnsi="Yu Gothic" w:eastAsia="游ゴシック"/>
+          <w:sz w:val="22"/>
+        </w:rPr>
         <w:t xml:space="preserve">：評価に使わない／いま決めるのは主担当だけ／迷ったら24時間で新谷へ</w:t>
       </w:r>
     </w:p>
     <w:bookmarkEnd w:id="22"/>
-    <w:bookmarkStart w:id="23" w:name="月の着任時点で待っている状況想定"/>
+    <w:bookmarkStart w:id="23" w:name="いまの状況着任時点"/>
     <w:p>
       <w:pPr>
         <w:pStyle w:val="Heading2"/>
       </w:pPr>
       <w:r>
-        <w:t xml:space="preserve">4. 8月の着任時点で待っている状況（想定）</w:t>
+        <w:rPr>
+          <w:rFonts w:ascii="Yu Gothic" w:hAnsi="Yu Gothic" w:eastAsia="游ゴシック"/>
+          <w:sz w:val="22"/>
+        </w:rPr>
+        <w:t xml:space="preserve">4. いまの状況（着任時点）</w:t>
       </w:r>
     </w:p>
     <w:p>
@@ -410,7 +544,11 @@
         <w:pStyle w:val="Compact"/>
       </w:pPr>
       <w:r>
-        <w:t xml:space="preserve">確認会は完了〜終盤。主担当が埋まり、財務ひも付けが進行中（柳沼さんの明細受領状況による）</w:t>
+        <w:rPr>
+          <w:rFonts w:ascii="Yu Gothic" w:hAnsi="Yu Gothic" w:eastAsia="游ゴシック"/>
+          <w:sz w:val="22"/>
+        </w:rPr>
+        <w:t xml:space="preserve">確認会はこれから開始（7/21週）。財務ひも付けは営業側データ（140社ランク・6年分の継続判断）の取り込みから先行</w:t>
       </w:r>
     </w:p>
     <w:p>
@@ -422,7 +560,11 @@
         <w:pStyle w:val="Compact"/>
       </w:pPr>
       <w:r>
-        <w:t xml:space="preserve">工数計測は確認会完了後に開始（着任と前後する見込み）</w:t>
+        <w:rPr>
+          <w:rFonts w:ascii="Yu Gothic" w:hAnsi="Yu Gothic" w:eastAsia="游ゴシック"/>
+          <w:sz w:val="22"/>
+        </w:rPr>
+        <w:t xml:space="preserve">工数計測は確認会完了後に開始</w:t>
       </w:r>
     </w:p>
     <w:p>
@@ -434,7 +576,11 @@
         <w:pStyle w:val="Compact"/>
       </w:pPr>
       <w:r>
-        <w:t xml:space="preserve">分科会×3が隔週で回り始めている（初回アジェンダは作成済み：担当役割の定義、確度定義レビュー、会議統廃合、契約改革の着手順など）</w:t>
+        <w:rPr>
+          <w:rFonts w:ascii="Yu Gothic" w:hAnsi="Yu Gothic" w:eastAsia="游ゴシック"/>
+          <w:sz w:val="22"/>
+        </w:rPr>
+        <w:t xml:space="preserve">分科会×3は7/28週に初回を実施し、8/4の初回点検会議（山本会長）に「決議・報告・承認」の3分類で上げる計画</w:t>
       </w:r>
     </w:p>
     <w:p>
@@ -446,6 +592,10 @@
         <w:pStyle w:val="Compact"/>
       </w:pPr>
       <w:r>
+        <w:rPr>
+          <w:rFonts w:ascii="Yu Gothic" w:hAnsi="Yu Gothic" w:eastAsia="游ゴシック"/>
+          <w:sz w:val="22"/>
+        </w:rPr>
         <w:t xml:space="preserve">未着手の設計テーマが小沢さんを待っている（次章）</w:t>
       </w:r>
     </w:p>
@@ -456,6 +606,10 @@
         <w:pStyle w:val="Heading2"/>
       </w:pPr>
       <w:r>
+        <w:rPr>
+          <w:rFonts w:ascii="Yu Gothic" w:hAnsi="Yu Gothic" w:eastAsia="游ゴシック"/>
+          <w:sz w:val="22"/>
+        </w:rPr>
         <w:t xml:space="preserve">5. 小沢さんに期待する役割と、最初に引き取ってほしい5つ</w:t>
       </w:r>
     </w:p>
@@ -466,14 +620,24 @@
       <w:r>
         <w:rPr>
           <w:bCs/>
+          <w:rFonts w:ascii="Yu Gothic" w:hAnsi="Yu Gothic" w:eastAsia="游ゴシック"/>
           <w:b/>
+          <w:sz w:val="22"/>
         </w:rPr>
         <w:t xml:space="preserve">役割：変革設計リード（専任・90日）。改革の「中身」の責任者です。</w:t>
       </w:r>
       <w:r>
+        <w:rPr>
+          <w:rFonts w:ascii="Yu Gothic" w:hAnsi="Yu Gothic" w:eastAsia="游ゴシック"/>
+          <w:sz w:val="22"/>
+        </w:rPr>
         <w:t xml:space="preserve"> </w:t>
       </w:r>
       <w:r>
+        <w:rPr>
+          <w:rFonts w:ascii="Yu Gothic" w:hAnsi="Yu Gothic" w:eastAsia="游ゴシック"/>
+          <w:sz w:val="22"/>
+        </w:rPr>
         <w:t xml:space="preserve">期待していることは4つあります。</w:t>
       </w:r>
     </w:p>
@@ -488,11 +652,17 @@
       <w:r>
         <w:rPr>
           <w:bCs/>
+          <w:rFonts w:ascii="Yu Gothic" w:hAnsi="Yu Gothic" w:eastAsia="游ゴシック"/>
           <w:b/>
+          <w:sz w:val="22"/>
         </w:rPr>
         <w:t xml:space="preserve">経営判断を成立させる</w:t>
       </w:r>
       <w:r>
+        <w:rPr>
+          <w:rFonts w:ascii="Yu Gothic" w:hAnsi="Yu Gothic" w:eastAsia="游ゴシック"/>
+          <w:sz w:val="22"/>
+        </w:rPr>
         <w:t xml:space="preserve">：論点を「1ページの意思決定書」（問い→選択肢→推奨）に仕上げ、戦略会議・点検会議で決定まで持ち込む。論点発生から経営判断まで原則5営業日以内</w:t>
       </w:r>
     </w:p>
@@ -507,21 +677,33 @@
       <w:r>
         <w:rPr>
           <w:bCs/>
+          <w:rFonts w:ascii="Yu Gothic" w:hAnsi="Yu Gothic" w:eastAsia="游ゴシック"/>
           <w:b/>
+          <w:sz w:val="22"/>
         </w:rPr>
         <w:t xml:space="preserve">業務を変えて、部門に移管する</w:t>
       </w:r>
       <w:r>
+        <w:rPr>
+          <w:rFonts w:ascii="Yu Gothic" w:hAnsi="Yu Gothic" w:eastAsia="游ゴシック"/>
+          <w:sz w:val="22"/>
+        </w:rPr>
         <w:t xml:space="preserve">：営業プロセス・案件評価・監修・契約の再設計と、パイロット（1部門・2〜4週・数字で前後比較）。</w:t>
       </w:r>
       <w:r>
         <w:rPr>
           <w:bCs/>
+          <w:rFonts w:ascii="Yu Gothic" w:hAnsi="Yu Gothic" w:eastAsia="游ゴシック"/>
           <w:b/>
+          <w:sz w:val="22"/>
         </w:rPr>
         <w:t xml:space="preserve">移管が完了して初めて成果</w:t>
       </w:r>
       <w:r>
+        <w:rPr>
+          <w:rFonts w:ascii="Yu Gothic" w:hAnsi="Yu Gothic" w:eastAsia="游ゴシック"/>
+          <w:sz w:val="22"/>
+        </w:rPr>
         <w:t xml:space="preserve">——「資料を作った」「自分が回している」は成果に数えません</w:t>
       </w:r>
     </w:p>
@@ -536,11 +718,17 @@
       <w:r>
         <w:rPr>
           <w:bCs/>
+          <w:rFonts w:ascii="Yu Gothic" w:hAnsi="Yu Gothic" w:eastAsia="游ゴシック"/>
           <w:b/>
+          <w:sz w:val="22"/>
         </w:rPr>
         <w:t xml:space="preserve">部門横断の合意形成の推進役</w:t>
       </w:r>
       <w:r>
+        <w:rPr>
+          <w:rFonts w:ascii="Yu Gothic" w:hAnsi="Yu Gothic" w:eastAsia="游ゴシック"/>
+          <w:sz w:val="22"/>
+        </w:rPr>
         <w:t xml:space="preserve">：部長間の利害がぶつかる論点（撤退・ランク基準・PL/BS責任など）で、対立を「基準の議論」に翻訳して前に進める</w:t>
       </w:r>
     </w:p>
@@ -555,11 +743,17 @@
       <w:r>
         <w:rPr>
           <w:bCs/>
+          <w:rFonts w:ascii="Yu Gothic" w:hAnsi="Yu Gothic" w:eastAsia="游ゴシック"/>
           <w:b/>
+          <w:sz w:val="22"/>
         </w:rPr>
         <w:t xml:space="preserve">外から来た目で「これはおかしい」と言う</w:t>
       </w:r>
       <w:r>
+        <w:rPr>
+          <w:rFonts w:ascii="Yu Gothic" w:hAnsi="Yu Gothic" w:eastAsia="游ゴシック"/>
+          <w:sz w:val="22"/>
+        </w:rPr>
         <w:t xml:space="preserve">：社内の常識に染まっていないことが小沢さんの最大の武器です。遠慮なく指摘してください。それを言ってもらうための専任です</w:t>
       </w:r>
     </w:p>
@@ -568,6 +762,10 @@
         <w:pStyle w:val="FirstParagraph"/>
       </w:pPr>
       <w:r>
+        <w:rPr>
+          <w:rFonts w:ascii="Yu Gothic" w:hAnsi="Yu Gothic" w:eastAsia="游ゴシック"/>
+          <w:sz w:val="22"/>
+        </w:rPr>
         <w:t xml:space="preserve">データ加工と議事録はやりません（坪井さんの統制とレビューし合う関係。「一人が作り、もう一人がレビューする」）。</w:t>
       </w:r>
     </w:p>
@@ -577,6 +775,10 @@
         <w:pStyle w:val="Heading3"/>
       </w:pPr>
       <w:r>
+        <w:rPr>
+          <w:rFonts w:ascii="Yu Gothic" w:hAnsi="Yu Gothic" w:eastAsia="游ゴシック"/>
+          <w:sz w:val="22"/>
+        </w:rPr>
         <w:t xml:space="preserve">想定工数（週の使い方の目安）</w:t>
       </w:r>
     </w:p>
@@ -604,6 +806,9 @@
               <w:jc w:val="left"/>
             </w:pPr>
             <w:r>
+              <w:rPr>
+                <w:rFonts w:ascii="Yu Gothic" w:hAnsi="Yu Gothic" w:eastAsia="游ゴシック"/>
+              </w:rPr>
               <w:t xml:space="preserve">業務</w:t>
             </w:r>
           </w:p>
@@ -616,6 +821,9 @@
               <w:jc w:val="left"/>
             </w:pPr>
             <w:r>
+              <w:rPr>
+                <w:rFonts w:ascii="Yu Gothic" w:hAnsi="Yu Gothic" w:eastAsia="游ゴシック"/>
+              </w:rPr>
               <w:t xml:space="preserve">配分</w:t>
             </w:r>
           </w:p>
@@ -628,6 +836,9 @@
               <w:jc w:val="left"/>
             </w:pPr>
             <w:r>
+              <w:rPr>
+                <w:rFonts w:ascii="Yu Gothic" w:hAnsi="Yu Gothic" w:eastAsia="游ゴシック"/>
+              </w:rPr>
               <w:t xml:space="preserve">週40hなら</w:t>
             </w:r>
           </w:p>
@@ -642,6 +853,9 @@
               <w:jc w:val="left"/>
             </w:pPr>
             <w:r>
+              <w:rPr>
+                <w:rFonts w:ascii="Yu Gothic" w:hAnsi="Yu Gothic" w:eastAsia="游ゴシック"/>
+              </w:rPr>
               <w:t xml:space="preserve">課題分析・改革設計</w:t>
             </w:r>
           </w:p>
@@ -654,6 +868,9 @@
               <w:jc w:val="left"/>
             </w:pPr>
             <w:r>
+              <w:rPr>
+                <w:rFonts w:ascii="Yu Gothic" w:hAnsi="Yu Gothic" w:eastAsia="游ゴシック"/>
+              </w:rPr>
               <w:t xml:space="preserve">40%</w:t>
             </w:r>
           </w:p>
@@ -666,6 +883,9 @@
               <w:jc w:val="left"/>
             </w:pPr>
             <w:r>
+              <w:rPr>
+                <w:rFonts w:ascii="Yu Gothic" w:hAnsi="Yu Gothic" w:eastAsia="游ゴシック"/>
+              </w:rPr>
               <w:t xml:space="preserve">16h</w:t>
             </w:r>
           </w:p>
@@ -680,6 +900,9 @@
               <w:jc w:val="left"/>
             </w:pPr>
             <w:r>
+              <w:rPr>
+                <w:rFonts w:ascii="Yu Gothic" w:hAnsi="Yu Gothic" w:eastAsia="游ゴシック"/>
+              </w:rPr>
               <w:t xml:space="preserve">パイロット・部門実装支援</w:t>
             </w:r>
           </w:p>
@@ -692,6 +915,9 @@
               <w:jc w:val="left"/>
             </w:pPr>
             <w:r>
+              <w:rPr>
+                <w:rFonts w:ascii="Yu Gothic" w:hAnsi="Yu Gothic" w:eastAsia="游ゴシック"/>
+              </w:rPr>
               <w:t xml:space="preserve">25%</w:t>
             </w:r>
           </w:p>
@@ -704,6 +930,9 @@
               <w:jc w:val="left"/>
             </w:pPr>
             <w:r>
+              <w:rPr>
+                <w:rFonts w:ascii="Yu Gothic" w:hAnsi="Yu Gothic" w:eastAsia="游ゴシック"/>
+              </w:rPr>
               <w:t xml:space="preserve">10h</w:t>
             </w:r>
           </w:p>
@@ -718,6 +947,9 @@
               <w:jc w:val="left"/>
             </w:pPr>
             <w:r>
+              <w:rPr>
+                <w:rFonts w:ascii="Yu Gothic" w:hAnsi="Yu Gothic" w:eastAsia="游ゴシック"/>
+              </w:rPr>
               <w:t xml:space="preserve">経営判断資料（1ページ意思決定書）</w:t>
             </w:r>
           </w:p>
@@ -730,6 +962,9 @@
               <w:jc w:val="left"/>
             </w:pPr>
             <w:r>
+              <w:rPr>
+                <w:rFonts w:ascii="Yu Gothic" w:hAnsi="Yu Gothic" w:eastAsia="游ゴシック"/>
+              </w:rPr>
               <w:t xml:space="preserve">15%</w:t>
             </w:r>
           </w:p>
@@ -742,6 +977,9 @@
               <w:jc w:val="left"/>
             </w:pPr>
             <w:r>
+              <w:rPr>
+                <w:rFonts w:ascii="Yu Gothic" w:hAnsi="Yu Gothic" w:eastAsia="游ゴシック"/>
+              </w:rPr>
               <w:t xml:space="preserve">6h</w:t>
             </w:r>
           </w:p>
@@ -756,6 +994,9 @@
               <w:jc w:val="left"/>
             </w:pPr>
             <w:r>
+              <w:rPr>
+                <w:rFonts w:ascii="Yu Gothic" w:hAnsi="Yu Gothic" w:eastAsia="游ゴシック"/>
+              </w:rPr>
               <w:t xml:space="preserve">会議（分科会・戦略・点検・週次レビュー）</w:t>
             </w:r>
           </w:p>
@@ -768,6 +1009,9 @@
               <w:jc w:val="left"/>
             </w:pPr>
             <w:r>
+              <w:rPr>
+                <w:rFonts w:ascii="Yu Gothic" w:hAnsi="Yu Gothic" w:eastAsia="游ゴシック"/>
+              </w:rPr>
               <w:t xml:space="preserve">15%</w:t>
             </w:r>
           </w:p>
@@ -780,6 +1024,9 @@
               <w:jc w:val="left"/>
             </w:pPr>
             <w:r>
+              <w:rPr>
+                <w:rFonts w:ascii="Yu Gothic" w:hAnsi="Yu Gothic" w:eastAsia="游ゴシック"/>
+              </w:rPr>
               <w:t xml:space="preserve">6h</w:t>
             </w:r>
           </w:p>
@@ -794,6 +1041,9 @@
               <w:jc w:val="left"/>
             </w:pPr>
             <w:r>
+              <w:rPr>
+                <w:rFonts w:ascii="Yu Gothic" w:hAnsi="Yu Gothic" w:eastAsia="游ゴシック"/>
+              </w:rPr>
               <w:t xml:space="preserve">緊急対応・思考の余白</w:t>
             </w:r>
           </w:p>
@@ -806,6 +1056,9 @@
               <w:jc w:val="left"/>
             </w:pPr>
             <w:r>
+              <w:rPr>
+                <w:rFonts w:ascii="Yu Gothic" w:hAnsi="Yu Gothic" w:eastAsia="游ゴシック"/>
+              </w:rPr>
               <w:t xml:space="preserve">5%</w:t>
             </w:r>
           </w:p>
@@ -818,6 +1071,9 @@
               <w:jc w:val="left"/>
             </w:pPr>
             <w:r>
+              <w:rPr>
+                <w:rFonts w:ascii="Yu Gothic" w:hAnsi="Yu Gothic" w:eastAsia="游ゴシック"/>
+              </w:rPr>
               <w:t xml:space="preserve">2h</w:t>
             </w:r>
           </w:p>
@@ -831,55 +1087,105 @@
       <w:r>
         <w:rPr>
           <w:bCs/>
+          <w:rFonts w:ascii="Yu Gothic" w:hAnsi="Yu Gothic" w:eastAsia="游ゴシック"/>
           <w:b/>
+          <w:sz w:val="22"/>
         </w:rPr>
         <w:t xml:space="preserve">工数の防衛ルール</w:t>
       </w:r>
       <w:r>
+        <w:rPr>
+          <w:rFonts w:ascii="Yu Gothic" w:hAnsi="Yu Gothic" w:eastAsia="游ゴシック"/>
+          <w:sz w:val="22"/>
+        </w:rPr>
         <w:t xml:space="preserve">（STOが自分の首を絞めないための約束）：</w:t>
       </w:r>
       <w:r>
+        <w:rPr>
+          <w:rFonts w:ascii="Yu Gothic" w:hAnsi="Yu Gothic" w:eastAsia="游ゴシック"/>
+          <w:sz w:val="22"/>
+        </w:rPr>
         <w:t xml:space="preserve"> </w:t>
       </w:r>
       <w:r>
+        <w:rPr>
+          <w:rFonts w:ascii="Yu Gothic" w:hAnsi="Yu Gothic" w:eastAsia="游ゴシック"/>
+          <w:sz w:val="22"/>
+        </w:rPr>
         <w:t xml:space="preserve">- 会議は</w:t>
       </w:r>
       <w:r>
         <w:rPr>
           <w:bCs/>
+          <w:rFonts w:ascii="Yu Gothic" w:hAnsi="Yu Gothic" w:eastAsia="游ゴシック"/>
           <w:b/>
+          <w:sz w:val="22"/>
         </w:rPr>
         <w:t xml:space="preserve">週8時間以内</w:t>
       </w:r>
       <w:r>
+        <w:rPr>
+          <w:rFonts w:ascii="Yu Gothic" w:hAnsi="Yu Gothic" w:eastAsia="游ゴシック"/>
+          <w:sz w:val="22"/>
+        </w:rPr>
         <w:t xml:space="preserve">。坪井さんとの同席は週4時間以内（分科会へはどちらか1名）</w:t>
       </w:r>
       <w:r>
+        <w:rPr>
+          <w:rFonts w:ascii="Yu Gothic" w:hAnsi="Yu Gothic" w:eastAsia="游ゴシック"/>
+          <w:sz w:val="22"/>
+        </w:rPr>
         <w:t xml:space="preserve"> </w:t>
       </w:r>
       <w:r>
+        <w:rPr>
+          <w:rFonts w:ascii="Yu Gothic" w:hAnsi="Yu Gothic" w:eastAsia="游ゴシック"/>
+          <w:sz w:val="22"/>
+        </w:rPr>
         <w:t xml:space="preserve">- 資料は1ページまで。装飾を始めたら赤信号</w:t>
       </w:r>
       <w:r>
+        <w:rPr>
+          <w:rFonts w:ascii="Yu Gothic" w:hAnsi="Yu Gothic" w:eastAsia="游ゴシック"/>
+          <w:sz w:val="22"/>
+        </w:rPr>
         <w:t xml:space="preserve"> </w:t>
       </w:r>
       <w:r>
+        <w:rPr>
+          <w:rFonts w:ascii="Yu Gothic" w:hAnsi="Yu Gothic" w:eastAsia="游ゴシック"/>
+          <w:sz w:val="22"/>
+        </w:rPr>
         <w:t xml:space="preserve">- 稼働を100%埋めない。1割は突発の重要課題のために空けておく</w:t>
       </w:r>
       <w:r>
+        <w:rPr>
+          <w:rFonts w:ascii="Yu Gothic" w:hAnsi="Yu Gothic" w:eastAsia="游ゴシック"/>
+          <w:sz w:val="22"/>
+        </w:rPr>
         <w:t xml:space="preserve"> </w:t>
       </w:r>
       <w:r>
+        <w:rPr>
+          <w:rFonts w:ascii="Yu Gothic" w:hAnsi="Yu Gothic" w:eastAsia="游ゴシック"/>
+          <w:sz w:val="22"/>
+        </w:rPr>
         <w:t xml:space="preserve">- 前職・元部門業務の引継ぎ支援は</w:t>
       </w:r>
       <w:r>
         <w:rPr>
           <w:bCs/>
+          <w:rFonts w:ascii="Yu Gothic" w:hAnsi="Yu Gothic" w:eastAsia="游ゴシック"/>
           <w:b/>
+          <w:sz w:val="22"/>
         </w:rPr>
         <w:t xml:space="preserve">4週間・週2時間以内</w:t>
       </w:r>
       <w:r>
+        <w:rPr>
+          <w:rFonts w:ascii="Yu Gothic" w:hAnsi="Yu Gothic" w:eastAsia="游ゴシック"/>
+          <w:sz w:val="22"/>
+        </w:rPr>
         <w:t xml:space="preserve">に限定（着任前に移管を完了させます）</w:t>
       </w:r>
     </w:p>
@@ -907,6 +1213,9 @@
               <w:jc w:val="left"/>
             </w:pPr>
             <w:r>
+              <w:rPr>
+                <w:rFonts w:ascii="Yu Gothic" w:hAnsi="Yu Gothic" w:eastAsia="游ゴシック"/>
+              </w:rPr>
               <w:t xml:space="preserve">#</w:t>
             </w:r>
           </w:p>
@@ -919,6 +1228,9 @@
               <w:jc w:val="left"/>
             </w:pPr>
             <w:r>
+              <w:rPr>
+                <w:rFonts w:ascii="Yu Gothic" w:hAnsi="Yu Gothic" w:eastAsia="游ゴシック"/>
+              </w:rPr>
               <w:t xml:space="preserve">引き取ってほしいこと</w:t>
             </w:r>
           </w:p>
@@ -931,6 +1243,9 @@
               <w:jc w:val="left"/>
             </w:pPr>
             <w:r>
+              <w:rPr>
+                <w:rFonts w:ascii="Yu Gothic" w:hAnsi="Yu Gothic" w:eastAsia="游ゴシック"/>
+              </w:rPr>
               <w:t xml:space="preserve">状態</w:t>
             </w:r>
           </w:p>
@@ -945,6 +1260,9 @@
               <w:jc w:val="left"/>
             </w:pPr>
             <w:r>
+              <w:rPr>
+                <w:rFonts w:ascii="Yu Gothic" w:hAnsi="Yu Gothic" w:eastAsia="游ゴシック"/>
+              </w:rPr>
               <w:t xml:space="preserve">1</w:t>
             </w:r>
           </w:p>
@@ -959,11 +1277,15 @@
             <w:r>
               <w:rPr>
                 <w:bCs/>
+                <w:rFonts w:ascii="Yu Gothic" w:hAnsi="Yu Gothic" w:eastAsia="游ゴシック"/>
                 <w:b/>
               </w:rPr>
               <w:t xml:space="preserve">5億ブリッジ第1版</w:t>
             </w:r>
             <w:r>
+              <w:rPr>
+                <w:rFonts w:ascii="Yu Gothic" w:hAnsi="Yu Gothic" w:eastAsia="游ゴシック"/>
+              </w:rPr>
               <w:t xml:space="preserve">：ギャップ6.25億を6レバーに割り付け、レバー別の責任者と目標額を確定（成果目標メモに第0版あり）</w:t>
             </w:r>
           </w:p>
@@ -976,6 +1298,9 @@
               <w:jc w:val="left"/>
             </w:pPr>
             <w:r>
+              <w:rPr>
+                <w:rFonts w:ascii="Yu Gothic" w:hAnsi="Yu Gothic" w:eastAsia="游ゴシック"/>
+              </w:rPr>
               <w:t xml:space="preserve">最優先。Day30目標</w:t>
             </w:r>
           </w:p>
@@ -990,6 +1315,9 @@
               <w:jc w:val="left"/>
             </w:pPr>
             <w:r>
+              <w:rPr>
+                <w:rFonts w:ascii="Yu Gothic" w:hAnsi="Yu Gothic" w:eastAsia="游ゴシック"/>
+              </w:rPr>
               <w:t xml:space="preserve">2</w:t>
             </w:r>
           </w:p>
@@ -1004,11 +1332,15 @@
             <w:r>
               <w:rPr>
                 <w:bCs/>
+                <w:rFonts w:ascii="Yu Gothic" w:hAnsi="Yu Gothic" w:eastAsia="游ゴシック"/>
                 <w:b/>
               </w:rPr>
               <w:t xml:space="preserve">読み管理（案件確度）の定義確定</w:t>
             </w:r>
             <w:r>
+              <w:rPr>
+                <w:rFonts w:ascii="Yu Gothic" w:hAnsi="Yu Gothic" w:eastAsia="游ゴシック"/>
+              </w:rPr>
               <w:t xml:space="preserve">：大塩さんの原案（黒青赤の状態ベース定義）をレビューし、ライセンス分科会で確定させる</w:t>
             </w:r>
           </w:p>
@@ -1021,6 +1353,9 @@
               <w:jc w:val="left"/>
             </w:pPr>
             <w:r>
+              <w:rPr>
+                <w:rFonts w:ascii="Yu Gothic" w:hAnsi="Yu Gothic" w:eastAsia="游ゴシック"/>
+              </w:rPr>
               <w:t xml:space="preserve">原案待ち→レビュー</w:t>
             </w:r>
           </w:p>
@@ -1035,6 +1370,9 @@
               <w:jc w:val="left"/>
             </w:pPr>
             <w:r>
+              <w:rPr>
+                <w:rFonts w:ascii="Yu Gothic" w:hAnsi="Yu Gothic" w:eastAsia="游ゴシック"/>
+              </w:rPr>
               <w:t xml:space="preserve">3</w:t>
             </w:r>
           </w:p>
@@ -1049,11 +1387,15 @@
             <w:r>
               <w:rPr>
                 <w:bCs/>
+                <w:rFonts w:ascii="Yu Gothic" w:hAnsi="Yu Gothic" w:eastAsia="游ゴシック"/>
                 <w:b/>
               </w:rPr>
               <w:t xml:space="preserve">アセット素材Webフロー化のパイロット設計</w:t>
             </w:r>
             <w:r>
+              <w:rPr>
+                <w:rFonts w:ascii="Yu Gothic" w:hAnsi="Yu Gothic" w:eastAsia="游ゴシック"/>
+              </w:rPr>
               <w:t xml:space="preserve">：庄司さん・成岡さんが独立に同じ要望。1部門・2〜4週で試し、数字で前後比較</w:t>
             </w:r>
           </w:p>
@@ -1066,6 +1408,9 @@
               <w:jc w:val="left"/>
             </w:pPr>
             <w:r>
+              <w:rPr>
+                <w:rFonts w:ascii="Yu Gothic" w:hAnsi="Yu Gothic" w:eastAsia="游ゴシック"/>
+              </w:rPr>
               <w:t xml:space="preserve">パイロット候補印付きで坪井さんが保持</w:t>
             </w:r>
           </w:p>
@@ -1080,6 +1425,9 @@
               <w:jc w:val="left"/>
             </w:pPr>
             <w:r>
+              <w:rPr>
+                <w:rFonts w:ascii="Yu Gothic" w:hAnsi="Yu Gothic" w:eastAsia="游ゴシック"/>
+              </w:rPr>
               <w:t xml:space="preserve">4</w:t>
             </w:r>
           </w:p>
@@ -1094,11 +1442,15 @@
             <w:r>
               <w:rPr>
                 <w:bCs/>
+                <w:rFonts w:ascii="Yu Gothic" w:hAnsi="Yu Gothic" w:eastAsia="游ゴシック"/>
                 <w:b/>
               </w:rPr>
               <w:t xml:space="preserve">1ページ意思決定書の運用開始</w:t>
             </w:r>
             <w:r>
+              <w:rPr>
+                <w:rFonts w:ascii="Yu Gothic" w:hAnsi="Yu Gothic" w:eastAsia="游ゴシック"/>
+              </w:rPr>
               <w:t xml:space="preserve">：論点→選択肢→推奨の型で戦略会議・点検会議に論点を上げる流れを回す</w:t>
             </w:r>
           </w:p>
@@ -1111,6 +1463,9 @@
               <w:jc w:val="left"/>
             </w:pPr>
             <w:r>
+              <w:rPr>
+                <w:rFonts w:ascii="Yu Gothic" w:hAnsi="Yu Gothic" w:eastAsia="游ゴシック"/>
+              </w:rPr>
               <w:t xml:space="preserve">型は設計済み</w:t>
             </w:r>
           </w:p>
@@ -1125,6 +1480,9 @@
               <w:jc w:val="left"/>
             </w:pPr>
             <w:r>
+              <w:rPr>
+                <w:rFonts w:ascii="Yu Gothic" w:hAnsi="Yu Gothic" w:eastAsia="游ゴシック"/>
+              </w:rPr>
               <w:t xml:space="preserve">5</w:t>
             </w:r>
           </w:p>
@@ -1139,24 +1497,31 @@
             <w:r>
               <w:rPr>
                 <w:bCs/>
+                <w:rFonts w:ascii="Yu Gothic" w:hAnsi="Yu Gothic" w:eastAsia="游ゴシック"/>
                 <w:b/>
               </w:rPr>
-              <w:t xml:space="preserve">日次の督促・エスカレーション運用の引き取り</w:t>
-            </w:r>
-            <w:r>
-              <w:t xml:space="preserve">：坪井さんが兼務のため、現在は新谷が暫定代行中</w:t>
-            </w:r>
-          </w:p>
-        </w:tc>
-        <w:tc>
-          <w:tcPr/>
-          <w:p>
-            <w:pPr>
-              <w:pStyle w:val="Compact"/>
-              <w:jc w:val="left"/>
-            </w:pPr>
-            <w:r>
-              <w:t xml:space="preserve">着任後にSTO内で再配分</w:t>
+              <w:t xml:space="preserve">日次の督促・エスカレーション運用</w:t>
+            </w:r>
+            <w:r>
+              <w:rPr>
+                <w:rFonts w:ascii="Yu Gothic" w:hAnsi="Yu Gothic" w:eastAsia="游ゴシック"/>
+              </w:rPr>
+              <w:t xml:space="preserve">：坪井さんが兼務のため、小沢さんの担務として今日から開始</w:t>
+            </w:r>
+          </w:p>
+        </w:tc>
+        <w:tc>
+          <w:tcPr/>
+          <w:p>
+            <w:pPr>
+              <w:pStyle w:val="Compact"/>
+              <w:jc w:val="left"/>
+            </w:pPr>
+            <w:r>
+              <w:rPr>
+                <w:rFonts w:ascii="Yu Gothic" w:hAnsi="Yu Gothic" w:eastAsia="游ゴシック"/>
+              </w:rPr>
+              <w:t xml:space="preserve">即時</w:t>
             </w:r>
           </w:p>
         </w:tc>
@@ -1167,16 +1532,26 @@
         <w:pStyle w:val="BodyText"/>
       </w:pPr>
       <w:r>
+        <w:rPr>
+          <w:rFonts w:ascii="Yu Gothic" w:hAnsi="Yu Gothic" w:eastAsia="游ゴシック"/>
+          <w:sz w:val="22"/>
+        </w:rPr>
         <w:t xml:space="preserve">このほか中期テーマとして</w:t>
       </w:r>
       <w:r>
         <w:rPr>
           <w:bCs/>
+          <w:rFonts w:ascii="Yu Gothic" w:hAnsi="Yu Gothic" w:eastAsia="游ゴシック"/>
           <w:b/>
+          <w:sz w:val="22"/>
         </w:rPr>
         <w:t xml:space="preserve">監修改革</w:t>
       </w:r>
       <w:r>
+        <w:rPr>
+          <w:rFonts w:ascii="Yu Gothic" w:hAnsi="Yu Gothic" w:eastAsia="游ゴシック"/>
+          <w:sz w:val="22"/>
+        </w:rPr>
         <w:t xml:space="preserve">（営業時間の8割を占めるボトルネック。判断基準の形式知化＋決定記録方式。論点メモあり）が最重要ポートフォリオとして待っています。</w:t>
       </w:r>
     </w:p>
@@ -1188,6 +1563,10 @@
         <w:pStyle w:val="Heading2"/>
       </w:pPr>
       <w:r>
+        <w:rPr>
+          <w:rFonts w:ascii="Yu Gothic" w:hAnsi="Yu Gothic" w:eastAsia="游ゴシック"/>
+          <w:sz w:val="22"/>
+        </w:rPr>
         <w:t xml:space="preserve">6. チーム</w:t>
       </w:r>
     </w:p>
@@ -1215,6 +1594,9 @@
               <w:jc w:val="left"/>
             </w:pPr>
             <w:r>
+              <w:rPr>
+                <w:rFonts w:ascii="Yu Gothic" w:hAnsi="Yu Gothic" w:eastAsia="游ゴシック"/>
+              </w:rPr>
               <w:t xml:space="preserve">役割</w:t>
             </w:r>
           </w:p>
@@ -1227,6 +1609,9 @@
               <w:jc w:val="left"/>
             </w:pPr>
             <w:r>
+              <w:rPr>
+                <w:rFonts w:ascii="Yu Gothic" w:hAnsi="Yu Gothic" w:eastAsia="游ゴシック"/>
+              </w:rPr>
               <w:t xml:space="preserve">人</w:t>
             </w:r>
           </w:p>
@@ -1239,6 +1624,9 @@
               <w:jc w:val="left"/>
             </w:pPr>
             <w:r>
+              <w:rPr>
+                <w:rFonts w:ascii="Yu Gothic" w:hAnsi="Yu Gothic" w:eastAsia="游ゴシック"/>
+              </w:rPr>
               <w:t xml:space="preserve">備考</w:t>
             </w:r>
           </w:p>
@@ -1253,6 +1641,9 @@
               <w:jc w:val="left"/>
             </w:pPr>
             <w:r>
+              <w:rPr>
+                <w:rFonts w:ascii="Yu Gothic" w:hAnsi="Yu Gothic" w:eastAsia="游ゴシック"/>
+              </w:rPr>
               <w:t xml:space="preserve">オーナー</w:t>
             </w:r>
           </w:p>
@@ -1265,6 +1656,9 @@
               <w:jc w:val="left"/>
             </w:pPr>
             <w:r>
+              <w:rPr>
+                <w:rFonts w:ascii="Yu Gothic" w:hAnsi="Yu Gothic" w:eastAsia="游ゴシック"/>
+              </w:rPr>
               <w:t xml:space="preserve">新谷</w:t>
             </w:r>
           </w:p>
@@ -1277,6 +1671,9 @@
               <w:jc w:val="left"/>
             </w:pPr>
             <w:r>
+              <w:rPr>
+                <w:rFonts w:ascii="Yu Gothic" w:hAnsi="Yu Gothic" w:eastAsia="游ゴシック"/>
+              </w:rPr>
               <w:t xml:space="preserve">優先順位の決定・障害の除去。詰まったら24時間以内に</w:t>
             </w:r>
           </w:p>
@@ -1291,6 +1688,9 @@
               <w:jc w:val="left"/>
             </w:pPr>
             <w:r>
+              <w:rPr>
+                <w:rFonts w:ascii="Yu Gothic" w:hAnsi="Yu Gothic" w:eastAsia="游ゴシック"/>
+              </w:rPr>
               <w:t xml:space="preserve">変革設計リード</w:t>
             </w:r>
           </w:p>
@@ -1305,6 +1705,7 @@
             <w:r>
               <w:rPr>
                 <w:bCs/>
+                <w:rFonts w:ascii="Yu Gothic" w:hAnsi="Yu Gothic" w:eastAsia="游ゴシック"/>
                 <w:b/>
               </w:rPr>
               <w:t xml:space="preserve">小沢さん（専任）</w:t>
@@ -1319,6 +1720,9 @@
               <w:jc w:val="left"/>
             </w:pPr>
             <w:r>
+              <w:rPr>
+                <w:rFonts w:ascii="Yu Gothic" w:hAnsi="Yu Gothic" w:eastAsia="游ゴシック"/>
+              </w:rPr>
               <w:t xml:space="preserve">本ブリーフの主役</w:t>
             </w:r>
           </w:p>
@@ -1333,6 +1737,9 @@
               <w:jc w:val="left"/>
             </w:pPr>
             <w:r>
+              <w:rPr>
+                <w:rFonts w:ascii="Yu Gothic" w:hAnsi="Yu Gothic" w:eastAsia="游ゴシック"/>
+              </w:rPr>
               <w:t xml:space="preserve">実行統制・データリード</w:t>
             </w:r>
           </w:p>
@@ -1345,6 +1752,9 @@
               <w:jc w:val="left"/>
             </w:pPr>
             <w:r>
+              <w:rPr>
+                <w:rFonts w:ascii="Yu Gothic" w:hAnsi="Yu Gothic" w:eastAsia="游ゴシック"/>
+              </w:rPr>
               <w:t xml:space="preserve">坪井さん（兼務）</w:t>
             </w:r>
           </w:p>
@@ -1357,6 +1767,9 @@
               <w:jc w:val="left"/>
             </w:pPr>
             <w:r>
+              <w:rPr>
+                <w:rFonts w:ascii="Yu Gothic" w:hAnsi="Yu Gothic" w:eastAsia="游ゴシック"/>
+              </w:rPr>
               <w:t xml:space="preserve">データの正本管理。746社の棚卸し基盤を一人で作った人</w:t>
             </w:r>
           </w:p>
@@ -1371,6 +1784,9 @@
               <w:jc w:val="left"/>
             </w:pPr>
             <w:r>
+              <w:rPr>
+                <w:rFonts w:ascii="Yu Gothic" w:hAnsi="Yu Gothic" w:eastAsia="游ゴシック"/>
+              </w:rPr>
               <w:t xml:space="preserve">戦略サポート</w:t>
             </w:r>
           </w:p>
@@ -1383,6 +1799,9 @@
               <w:jc w:val="left"/>
             </w:pPr>
             <w:r>
+              <w:rPr>
+                <w:rFonts w:ascii="Yu Gothic" w:hAnsi="Yu Gothic" w:eastAsia="游ゴシック"/>
+              </w:rPr>
               <w:t xml:space="preserve">大塩さん（HD経営企画・兼務）</w:t>
             </w:r>
           </w:p>
@@ -1395,6 +1814,9 @@
               <w:jc w:val="left"/>
             </w:pPr>
             <w:r>
+              <w:rPr>
+                <w:rFonts w:ascii="Yu Gothic" w:hAnsi="Yu Gothic" w:eastAsia="游ゴシック"/>
+              </w:rPr>
               <w:t xml:space="preserve">読み管理原案・HD接続・並走PJ整理</w:t>
             </w:r>
           </w:p>
@@ -1409,6 +1831,9 @@
               <w:jc w:val="left"/>
             </w:pPr>
             <w:r>
+              <w:rPr>
+                <w:rFonts w:ascii="Yu Gothic" w:hAnsi="Yu Gothic" w:eastAsia="游ゴシック"/>
+              </w:rPr>
               <w:t xml:space="preserve">財務リエゾン</w:t>
             </w:r>
           </w:p>
@@ -1421,6 +1846,9 @@
               <w:jc w:val="left"/>
             </w:pPr>
             <w:r>
+              <w:rPr>
+                <w:rFonts w:ascii="Yu Gothic" w:hAnsi="Yu Gothic" w:eastAsia="游ゴシック"/>
+              </w:rPr>
               <w:t xml:space="preserve">柳沼さん（財務・兼務）</w:t>
             </w:r>
           </w:p>
@@ -1433,6 +1861,9 @@
               <w:jc w:val="left"/>
             </w:pPr>
             <w:r>
+              <w:rPr>
+                <w:rFonts w:ascii="Yu Gothic" w:hAnsi="Yu Gothic" w:eastAsia="游ゴシック"/>
+              </w:rPr>
               <w:t xml:space="preserve">データ供給・粗利算定検証</w:t>
             </w:r>
           </w:p>
@@ -1444,6 +1875,10 @@
         <w:pStyle w:val="BodyText"/>
       </w:pPr>
       <w:r>
+        <w:rPr>
+          <w:rFonts w:ascii="Yu Gothic" w:hAnsi="Yu Gothic" w:eastAsia="游ゴシック"/>
+          <w:sz w:val="22"/>
+        </w:rPr>
         <w:t xml:space="preserve">主役は各部長です。STOは「運転席」で、実行の代行はしません。STOへの依頼は坪井さん窓口・受付5条件で関所をかけています。</w:t>
       </w:r>
     </w:p>
@@ -1454,6 +1889,10 @@
         <w:pStyle w:val="Heading2"/>
       </w:pPr>
       <w:r>
+        <w:rPr>
+          <w:rFonts w:ascii="Yu Gothic" w:hAnsi="Yu Gothic" w:eastAsia="游ゴシック"/>
+          <w:sz w:val="22"/>
+        </w:rPr>
         <w:t xml:space="preserve">7. 守ってほしい原則（3つ＋1つ）</w:t>
       </w:r>
     </w:p>
@@ -1466,16 +1905,26 @@
         <w:pStyle w:val="Compact"/>
       </w:pPr>
       <w:r>
+        <w:rPr>
+          <w:rFonts w:ascii="Yu Gothic" w:hAnsi="Yu Gothic" w:eastAsia="游ゴシック"/>
+          <w:sz w:val="22"/>
+        </w:rPr>
         <w:t xml:space="preserve">工数・データは</w:t>
       </w:r>
       <w:r>
         <w:rPr>
           <w:bCs/>
+          <w:rFonts w:ascii="Yu Gothic" w:hAnsi="Yu Gothic" w:eastAsia="游ゴシック"/>
           <w:b/>
+          <w:sz w:val="22"/>
         </w:rPr>
         <w:t xml:space="preserve">個人の評価に使わない</w:t>
       </w:r>
       <w:r>
+        <w:rPr>
+          <w:rFonts w:ascii="Yu Gothic" w:hAnsi="Yu Gothic" w:eastAsia="游ゴシック"/>
+          <w:sz w:val="22"/>
+        </w:rPr>
         <w:t xml:space="preserve">（この改革の信頼の土台。例外なし）</w:t>
       </w:r>
     </w:p>
@@ -1490,11 +1939,17 @@
       <w:r>
         <w:rPr>
           <w:bCs/>
+          <w:rFonts w:ascii="Yu Gothic" w:hAnsi="Yu Gothic" w:eastAsia="游ゴシック"/>
           <w:b/>
+          <w:sz w:val="22"/>
         </w:rPr>
         <w:t xml:space="preserve">会議は週8時間以内・資料は1ページまで</w:t>
       </w:r>
       <w:r>
+        <w:rPr>
+          <w:rFonts w:ascii="Yu Gothic" w:hAnsi="Yu Gothic" w:eastAsia="游ゴシック"/>
+          <w:sz w:val="22"/>
+        </w:rPr>
         <w:t xml:space="preserve">。STO自身が忙しいことは成果ではない</w:t>
       </w:r>
     </w:p>
@@ -1509,11 +1964,17 @@
       <w:r>
         <w:rPr>
           <w:bCs/>
+          <w:rFonts w:ascii="Yu Gothic" w:hAnsi="Yu Gothic" w:eastAsia="游ゴシック"/>
           <w:b/>
+          <w:sz w:val="22"/>
         </w:rPr>
         <w:t xml:space="preserve">90日後にSTOが定常業務を抱えていないこと</w:t>
       </w:r>
       <w:r>
+        <w:rPr>
+          <w:rFonts w:ascii="Yu Gothic" w:hAnsi="Yu Gothic" w:eastAsia="游ゴシック"/>
+          <w:sz w:val="22"/>
+        </w:rPr>
         <w:t xml:space="preserve">がゴール（標準化して部門へ移管して初めて成果）</w:t>
       </w:r>
     </w:p>
@@ -1526,16 +1987,26 @@
         <w:pStyle w:val="Compact"/>
       </w:pPr>
       <w:r>
+        <w:rPr>
+          <w:rFonts w:ascii="Yu Gothic" w:hAnsi="Yu Gothic" w:eastAsia="游ゴシック"/>
+          <w:sz w:val="22"/>
+        </w:rPr>
         <w:t xml:space="preserve">成果目標（＋5億）の</w:t>
       </w:r>
       <w:r>
         <w:rPr>
           <w:bCs/>
+          <w:rFonts w:ascii="Yu Gothic" w:hAnsi="Yu Gothic" w:eastAsia="游ゴシック"/>
           <w:b/>
+          <w:sz w:val="22"/>
         </w:rPr>
         <w:t xml:space="preserve">現場への出し方は新谷が管理</w:t>
       </w:r>
       <w:r>
+        <w:rPr>
+          <w:rFonts w:ascii="Yu Gothic" w:hAnsi="Yu Gothic" w:eastAsia="游ゴシック"/>
+          <w:sz w:val="22"/>
+        </w:rPr>
         <w:t xml:space="preserve">。数字だけを降ろさない</w:t>
       </w:r>
     </w:p>
@@ -1546,6 +2017,10 @@
         <w:pStyle w:val="Heading2"/>
       </w:pPr>
       <w:r>
+        <w:rPr>
+          <w:rFonts w:ascii="Yu Gothic" w:hAnsi="Yu Gothic" w:eastAsia="游ゴシック"/>
+          <w:sz w:val="22"/>
+        </w:rPr>
         <w:t xml:space="preserve">8. 資料の歩き方（読む順）</w:t>
       </w:r>
     </w:p>
@@ -1560,11 +2035,17 @@
       <w:r>
         <w:rPr>
           <w:bCs/>
+          <w:rFonts w:ascii="Yu Gothic" w:hAnsi="Yu Gothic" w:eastAsia="游ゴシック"/>
           <w:b/>
+          <w:sz w:val="22"/>
         </w:rPr>
         <w:t xml:space="preserve">プロジェクト1枚</w:t>
       </w:r>
       <w:r>
+        <w:rPr>
+          <w:rFonts w:ascii="Yu Gothic" w:hAnsi="Yu Gothic" w:eastAsia="游ゴシック"/>
+          <w:sz w:val="22"/>
+        </w:rPr>
         <w:t xml:space="preserve">（全員の共通言語・A4一枚）</w:t>
       </w:r>
     </w:p>
@@ -1579,11 +2060,17 @@
       <w:r>
         <w:rPr>
           <w:bCs/>
+          <w:rFonts w:ascii="Yu Gothic" w:hAnsi="Yu Gothic" w:eastAsia="游ゴシック"/>
           <w:b/>
+          <w:sz w:val="22"/>
         </w:rPr>
         <w:t xml:space="preserve">本ブリーフ</w:t>
       </w:r>
       <w:r>
+        <w:rPr>
+          <w:rFonts w:ascii="Yu Gothic" w:hAnsi="Yu Gothic" w:eastAsia="游ゴシック"/>
+          <w:sz w:val="22"/>
+        </w:rPr>
         <w:t xml:space="preserve">（この文書）</w:t>
       </w:r>
     </w:p>
@@ -1598,21 +2085,33 @@
       <w:r>
         <w:rPr>
           <w:bCs/>
+          <w:rFonts w:ascii="Yu Gothic" w:hAnsi="Yu Gothic" w:eastAsia="游ゴシック"/>
           <w:b/>
+          <w:sz w:val="22"/>
         </w:rPr>
         <w:t xml:space="preserve">STO設計書</w:t>
       </w:r>
       <w:r>
+        <w:rPr>
+          <w:rFonts w:ascii="Yu Gothic" w:hAnsi="Yu Gothic" w:eastAsia="游ゴシック"/>
+          <w:sz w:val="22"/>
+        </w:rPr>
         <w:t xml:space="preserve">（権限・キャパ上限・KPIなどSTOの内部ルール）＋</w:t>
       </w:r>
       <w:r>
         <w:rPr>
           <w:bCs/>
+          <w:rFonts w:ascii="Yu Gothic" w:hAnsi="Yu Gothic" w:eastAsia="游ゴシック"/>
           <w:b/>
+          <w:sz w:val="22"/>
         </w:rPr>
         <w:t xml:space="preserve">運用指南書の2章</w:t>
       </w:r>
       <w:r>
+        <w:rPr>
+          <w:rFonts w:ascii="Yu Gothic" w:hAnsi="Yu Gothic" w:eastAsia="游ゴシック"/>
+          <w:sz w:val="22"/>
+        </w:rPr>
         <w:t xml:space="preserve">（小沢さんの章：週の使い方・意思決定書の型・パイロットの原則）</w:t>
       </w:r>
     </w:p>
@@ -1625,6 +2124,10 @@
         <w:pStyle w:val="Compact"/>
       </w:pPr>
       <w:r>
+        <w:rPr>
+          <w:rFonts w:ascii="Yu Gothic" w:hAnsi="Yu Gothic" w:eastAsia="游ゴシック"/>
+          <w:sz w:val="22"/>
+        </w:rPr>
         <w:t xml:space="preserve">テーマに着手するとき、該当の設計メモを都度：成果目標メモ（＋5億）／監修改革論点メモ／シンプル化方針／データ基盤メモ・66期見込みメモ（数字の根拠）</w:t>
       </w:r>
     </w:p>
@@ -1633,11 +2136,19 @@
         <w:pStyle w:val="FirstParagraph"/>
       </w:pPr>
       <w:r>
+        <w:rPr>
+          <w:rFonts w:ascii="Yu Gothic" w:hAnsi="Yu Gothic" w:eastAsia="游ゴシック"/>
+          <w:sz w:val="22"/>
+        </w:rPr>
         <w:t xml:space="preserve">どれが最新版か迷ったら「資料一覧_最新版.md」の◎だけを使ってください。それ以外の設計文書は読まなくて大丈夫です（必要になったら新谷か坪井さんが指します）。</w:t>
       </w:r>
     </w:p>
     <w:p>
       <w:r>
+        <w:rPr>
+          <w:rFonts w:ascii="Yu Gothic" w:hAnsi="Yu Gothic" w:eastAsia="游ゴシック"/>
+          <w:sz w:val="22"/>
+        </w:rPr>
         <w:pict>
           <v:rect style="width:0;height:1.5pt" o:hralign="center" o:hrstd="t" o:hr="t"/>
         </w:pict>
@@ -1650,11 +2161,17 @@
       <w:r>
         <w:rPr>
           <w:bCs/>
+          <w:rFonts w:ascii="Yu Gothic" w:hAnsi="Yu Gothic" w:eastAsia="游ゴシック"/>
           <w:b/>
+          <w:sz w:val="22"/>
         </w:rPr>
         <w:t xml:space="preserve">着任初週の予定（新谷がセットします）</w:t>
       </w:r>
       <w:r>
+        <w:rPr>
+          <w:rFonts w:ascii="Yu Gothic" w:hAnsi="Yu Gothic" w:eastAsia="游ゴシック"/>
+          <w:sz w:val="22"/>
+        </w:rPr>
         <w:t xml:space="preserve">：①この文書の読み合わせ30分 ②坪井さんとのデータ現在地確認60分 ③大塩さんと読み管理・並走PJの引き継ぎ30分 ④金曜17:00の週次レビューに初参加。2週目からブリッジ第1版に着手してください。</w:t>
       </w:r>
     </w:p>
@@ -1663,6 +2180,10 @@
         <w:pStyle w:val="BodyText"/>
       </w:pPr>
       <w:r>
+        <w:rPr>
+          <w:rFonts w:ascii="Yu Gothic" w:hAnsi="Yu Gothic" w:eastAsia="游ゴシック"/>
+          <w:sz w:val="22"/>
+        </w:rPr>
         <w:t xml:space="preserve">外から来た目でこの会社を見られるのは小沢さんだけです。「これはおかしい」を遠慮なく言ってください。それを言ってもらうための専任です。</w:t>
       </w:r>
     </w:p>
@@ -2058,9 +2579,6 @@
   <w:style w:default="1" w:styleId="Normal" w:type="paragraph">
     <w:name w:val="Normal"/>
     <w:qFormat/>
-    <w:rPr>
-      <w:rFonts w:ascii="Yu Gothic" w:hAnsi="Yu Gothic" w:eastAsia="游ゴシック"/>
-    </w:rPr>
   </w:style>
   <w:style w:styleId="BodyText" w:type="paragraph">
     <w:name w:val="Body Text"/>
